--- a/PUBLISHED/biol-8/ALL_FILES/module-04-cellular-function-keys-to-success.docx
+++ b/PUBLISHED/biol-8/ALL_FILES/module-04-cellular-function-keys-to-success.docx
@@ -3,48 +3,790 @@
 <w:document xmlns:wpc="http://schemas.microsoft.com/office/word/2010/wordprocessingCanvas" xmlns:mo="http://schemas.microsoft.com/office/mac/office/2008/main" xmlns:mc="http://schemas.openxmlformats.org/markup-compatibility/2006" xmlns:mv="urn:schemas-microsoft-com:mac:vml" xmlns:o="urn:schemas-microsoft-com:office:office" xmlns:r="http://schemas.openxmlformats.org/officeDocument/2006/relationships" xmlns:m="http://schemas.openxmlformats.org/officeDocument/2006/math" xmlns:v="urn:schemas-microsoft-com:vml" xmlns:wp14="http://schemas.microsoft.com/office/word/2010/wordprocessingDrawing" xmlns:wp="http://schemas.openxmlformats.org/drawingml/2006/wordprocessingDrawing" xmlns:w10="urn:schemas-microsoft-com:office:word" xmlns:w="http://schemas.openxmlformats.org/wordprocessingml/2006/main" xmlns:w14="http://schemas.microsoft.com/office/word/2010/wordml" xmlns:wpg="http://schemas.microsoft.com/office/word/2010/wordprocessingGroup" xmlns:wpi="http://schemas.microsoft.com/office/word/2010/wordprocessingInk" xmlns:wne="http://schemas.microsoft.com/office/word/2006/wordml" xmlns:wps="http://schemas.microsoft.com/office/word/2010/wordprocessingShape" mc:Ignorable="w14 wp14">
   <w:body>
     <w:p>
+      <w:pPr>
+        <w:pStyle w:val="Heading1"/>
+      </w:pPr>
       <w:r>
         <w:t>Module 04: Cellular Function — Keys to Success</w:t>
       </w:r>
     </w:p>
     <w:p>
+      <w:pPr>
+        <w:pStyle w:val="Heading2"/>
+      </w:pPr>
       <w:r>
         <w:t>Key Learning Objectives</w:t>
       </w:r>
     </w:p>
     <w:p>
+      <w:pPr>
+        <w:pStyle w:val="Heading3"/>
+      </w:pPr>
       <w:r>
         <w:t>1. Cell Theory and Types of Cells</w:t>
       </w:r>
     </w:p>
     <w:p>
       <w:r>
-        <w:t>State and explain the three principles of cell theory :  All living things are made of cells  Cells are the basic units of structure and function in living things  New cells are produced from existing cells  Compare and contrast prokaryotic and eukaryotic cells (size, complexity, organelles)  Identify distinguishing features of plant, animal, and bacterial cells  Recognize examples of prokaryotes (bacteria, archaea) and eukaryotes (protists, fungi, plants, animals)   2. Cell Organelles and Their Functions</w:t>
+        <w:t xml:space="preserve">• </w:t>
+      </w:r>
+      <w:r>
+        <w:t xml:space="preserve">State and explain the </w:t>
+      </w:r>
+      <w:r>
+        <w:rPr>
+          <w:b/>
+        </w:rPr>
+        <w:t>three principles of cell theory</w:t>
+      </w:r>
+      <w:r>
+        <w:t>:</w:t>
       </w:r>
     </w:p>
     <w:p>
       <w:r>
-        <w:t>Identify and describe the function of major organelles :  Nucleus — contains DNA, controls cell activities  Ribosomes — protein synthesis (found in all cells)  Endoplasmic Reticulum (ER) — rough ER (protein processing), smooth ER (lipid synthesis)  Golgi Apparatus — modifies, packages, and ships proteins  Mitochondria — cellular respiration, ATP production ("powerhouse")  Chloroplasts — photosynthesis (plant cells only)  Lysosomes — digestion and waste removal  Vacuoles — storage (central vacuole in plants)  Understand the relationship between structure and function of each organelle   3. The Nucleus and Genetic Control</w:t>
+        <w:t xml:space="preserve">• </w:t>
+      </w:r>
+      <w:r>
+        <w:t>All living things are made of cells</w:t>
       </w:r>
     </w:p>
     <w:p>
       <w:r>
-        <w:t>Describe the structure of the nucleus : nuclear envelope, nuclear pores, nucleolus, chromatin/chromosomes  Explain why the nucleus is called the "control center" of the cell  Understand the basic flow of genetic information: DNA → RNA → Protein  Describe the role of the nucleolus in ribosome production   4. The Endomembrane System</w:t>
+        <w:t xml:space="preserve">• </w:t>
+      </w:r>
+      <w:r>
+        <w:t>Cells are the basic units of structure and function in living things</w:t>
       </w:r>
     </w:p>
     <w:p>
       <w:r>
-        <w:t>Trace the pathway of proteins through the endomembrane system:  Rough ER → Golgi apparatus → vesicles → plasma membrane or lysosomes  Explain how the ER, Golgi apparatus, vesicles, and plasma membrane work together  Describe the role of lysosomes in cellular digestion and recycling  Understand the difference between rough ER and smooth ER functions   5. Energy Organelles and Endosymbiotic Theory</w:t>
+        <w:t xml:space="preserve">• </w:t>
+      </w:r>
+      <w:r>
+        <w:t>New cells are produced from existing cells</w:t>
       </w:r>
     </w:p>
     <w:p>
       <w:r>
-        <w:t>Compare mitochondria and chloroplasts in structure and function:  Both have double membranes and their own DNA  Mitochondria: cellular respiration (glucose → ATP)  Chloroplasts: photosynthesis (light → glucose)  Explain the endosymbiotic theory and evidence supporting it:  Own circular DNA, similar to bacteria  Double membranes  Self-replicating  Ribosome similarity to bacterial ribosomes  Understand why plant cells have both mitochondria and chloroplasts   6. Cytoskeleton and Cell Movement</w:t>
+        <w:t xml:space="preserve">• </w:t>
+      </w:r>
+      <w:r>
+        <w:t xml:space="preserve">Compare and contrast </w:t>
+      </w:r>
+      <w:r>
+        <w:rPr>
+          <w:b/>
+        </w:rPr>
+        <w:t>prokaryotic and eukaryotic cells</w:t>
+      </w:r>
+      <w:r>
+        <w:t xml:space="preserve"> (size, complexity, organelles)</w:t>
       </w:r>
     </w:p>
     <w:p>
       <w:r>
-        <w:t>Describe the three components of the cytoskeleton :  Microfilaments (actin) — cell shape, muscle contraction  Intermediate filaments — structural support, anchor organelles  Microtubules — cell division, organelle movement, cilia/flagella  Explain how the cytoskeleton supports cell structure, shape, and movement  Identify the roles of cilia (short, numerous, wavelike motion) and flagella (long, few, whiplike motion)  Understand the role of centrosomes and centrioles in cell division    Study Tips</w:t>
+        <w:t xml:space="preserve">• </w:t>
+      </w:r>
+      <w:r>
+        <w:t xml:space="preserve">Identify distinguishing features of </w:t>
+      </w:r>
+      <w:r>
+        <w:rPr>
+          <w:b/>
+        </w:rPr>
+        <w:t>plant, animal, and bacterial cells</w:t>
+      </w:r>
+    </w:p>
+    <w:p>
+      <w:r>
+        <w:t xml:space="preserve">• </w:t>
+      </w:r>
+      <w:r>
+        <w:t>Recognize examples of prokaryotes (bacteria, archaea) and eukaryotes (protists, fungi, plants, animals)</w:t>
+      </w:r>
+    </w:p>
+    <w:p>
+      <w:pPr>
+        <w:pStyle w:val="Heading3"/>
+      </w:pPr>
+      <w:r>
+        <w:t>2. Cell Organelles and Their Functions</w:t>
+      </w:r>
+    </w:p>
+    <w:p>
+      <w:r>
+        <w:t xml:space="preserve">• </w:t>
+      </w:r>
+      <w:r>
+        <w:t xml:space="preserve">Identify and describe the function of </w:t>
+      </w:r>
+      <w:r>
+        <w:rPr>
+          <w:b/>
+        </w:rPr>
+        <w:t>major organelles</w:t>
+      </w:r>
+      <w:r>
+        <w:t>:</w:t>
+      </w:r>
+    </w:p>
+    <w:p>
+      <w:r>
+        <w:t xml:space="preserve">• </w:t>
+      </w:r>
+      <w:r>
+        <w:rPr>
+          <w:b/>
+        </w:rPr>
+        <w:t>Nucleus</w:t>
+      </w:r>
+      <w:r>
+        <w:t xml:space="preserve"> — contains DNA, controls cell activities</w:t>
+      </w:r>
+    </w:p>
+    <w:p>
+      <w:r>
+        <w:t xml:space="preserve">• </w:t>
+      </w:r>
+      <w:r>
+        <w:rPr>
+          <w:b/>
+        </w:rPr>
+        <w:t>Ribosomes</w:t>
+      </w:r>
+      <w:r>
+        <w:t xml:space="preserve"> — protein synthesis (found in all cells)</w:t>
+      </w:r>
+    </w:p>
+    <w:p>
+      <w:r>
+        <w:t xml:space="preserve">• </w:t>
+      </w:r>
+      <w:r>
+        <w:rPr>
+          <w:b/>
+        </w:rPr>
+        <w:t>Endoplasmic Reticulum (ER)</w:t>
+      </w:r>
+      <w:r>
+        <w:t xml:space="preserve"> — rough ER (protein processing), smooth ER (lipid synthesis)</w:t>
+      </w:r>
+    </w:p>
+    <w:p>
+      <w:r>
+        <w:t xml:space="preserve">• </w:t>
+      </w:r>
+      <w:r>
+        <w:rPr>
+          <w:b/>
+        </w:rPr>
+        <w:t>Golgi Apparatus</w:t>
+      </w:r>
+      <w:r>
+        <w:t xml:space="preserve"> — modifies, packages, and ships proteins</w:t>
+      </w:r>
+    </w:p>
+    <w:p>
+      <w:r>
+        <w:t xml:space="preserve">• </w:t>
+      </w:r>
+      <w:r>
+        <w:rPr>
+          <w:b/>
+        </w:rPr>
+        <w:t>Mitochondria</w:t>
+      </w:r>
+      <w:r>
+        <w:t xml:space="preserve"> — cellular respiration, ATP production ("powerhouse")</w:t>
+      </w:r>
+    </w:p>
+    <w:p>
+      <w:r>
+        <w:t xml:space="preserve">• </w:t>
+      </w:r>
+      <w:r>
+        <w:rPr>
+          <w:b/>
+        </w:rPr>
+        <w:t>Chloroplasts</w:t>
+      </w:r>
+      <w:r>
+        <w:t xml:space="preserve"> — photosynthesis (plant cells only)</w:t>
+      </w:r>
+    </w:p>
+    <w:p>
+      <w:r>
+        <w:t xml:space="preserve">• </w:t>
+      </w:r>
+      <w:r>
+        <w:rPr>
+          <w:b/>
+        </w:rPr>
+        <w:t>Lysosomes</w:t>
+      </w:r>
+      <w:r>
+        <w:t xml:space="preserve"> — digestion and waste removal</w:t>
+      </w:r>
+    </w:p>
+    <w:p>
+      <w:r>
+        <w:t xml:space="preserve">• </w:t>
+      </w:r>
+      <w:r>
+        <w:rPr>
+          <w:b/>
+        </w:rPr>
+        <w:t>Vacuoles</w:t>
+      </w:r>
+      <w:r>
+        <w:t xml:space="preserve"> — storage (central vacuole in plants)</w:t>
+      </w:r>
+    </w:p>
+    <w:p>
+      <w:r>
+        <w:t xml:space="preserve">• </w:t>
+      </w:r>
+      <w:r>
+        <w:t xml:space="preserve">Understand the relationship between </w:t>
+      </w:r>
+      <w:r>
+        <w:rPr>
+          <w:b/>
+        </w:rPr>
+        <w:t>structure and function</w:t>
+      </w:r>
+      <w:r>
+        <w:t xml:space="preserve"> of each organelle</w:t>
+      </w:r>
+    </w:p>
+    <w:p>
+      <w:pPr>
+        <w:pStyle w:val="Heading3"/>
+      </w:pPr>
+      <w:r>
+        <w:t>3. The Nucleus and Genetic Control</w:t>
+      </w:r>
+    </w:p>
+    <w:p>
+      <w:r>
+        <w:t xml:space="preserve">• </w:t>
+      </w:r>
+      <w:r>
+        <w:t xml:space="preserve">Describe the </w:t>
+      </w:r>
+      <w:r>
+        <w:rPr>
+          <w:b/>
+        </w:rPr>
+        <w:t>structure of the nucleus</w:t>
+      </w:r>
+      <w:r>
+        <w:t>: nuclear envelope, nuclear pores, nucleolus, chromatin/chromosomes</w:t>
+      </w:r>
+    </w:p>
+    <w:p>
+      <w:r>
+        <w:t xml:space="preserve">• </w:t>
+      </w:r>
+      <w:r>
+        <w:t xml:space="preserve">Explain why the nucleus is called the </w:t>
+      </w:r>
+      <w:r>
+        <w:rPr>
+          <w:b/>
+        </w:rPr>
+        <w:t>"control center"</w:t>
+      </w:r>
+      <w:r>
+        <w:t xml:space="preserve"> of the cell</w:t>
+      </w:r>
+    </w:p>
+    <w:p>
+      <w:r>
+        <w:t xml:space="preserve">• </w:t>
+      </w:r>
+      <w:r>
+        <w:t xml:space="preserve">Understand the basic flow of genetic information: </w:t>
+      </w:r>
+      <w:r>
+        <w:rPr>
+          <w:b/>
+        </w:rPr>
+        <w:t>DNA → RNA → Protein</w:t>
+      </w:r>
+    </w:p>
+    <w:p>
+      <w:r>
+        <w:t xml:space="preserve">• </w:t>
+      </w:r>
+      <w:r>
+        <w:t>Describe the role of the nucleolus in ribosome production</w:t>
+      </w:r>
+    </w:p>
+    <w:p>
+      <w:pPr>
+        <w:pStyle w:val="Heading3"/>
+      </w:pPr>
+      <w:r>
+        <w:t>4. The Endomembrane System</w:t>
+      </w:r>
+    </w:p>
+    <w:p>
+      <w:r>
+        <w:t xml:space="preserve">• </w:t>
+      </w:r>
+      <w:r>
+        <w:t xml:space="preserve">Trace the </w:t>
+      </w:r>
+      <w:r>
+        <w:rPr>
+          <w:b/>
+        </w:rPr>
+        <w:t>pathway of proteins</w:t>
+      </w:r>
+      <w:r>
+        <w:t xml:space="preserve"> through the endomembrane system:</w:t>
+      </w:r>
+    </w:p>
+    <w:p>
+      <w:r>
+        <w:t xml:space="preserve">• </w:t>
+      </w:r>
+      <w:r>
+        <w:t>Rough ER → Golgi apparatus → vesicles → plasma membrane or lysosomes</w:t>
+      </w:r>
+    </w:p>
+    <w:p>
+      <w:r>
+        <w:t xml:space="preserve">• </w:t>
+      </w:r>
+      <w:r>
+        <w:t xml:space="preserve">Explain how the </w:t>
+      </w:r>
+      <w:r>
+        <w:rPr>
+          <w:b/>
+        </w:rPr>
+        <w:t>ER, Golgi apparatus, vesicles, and plasma membrane</w:t>
+      </w:r>
+      <w:r>
+        <w:t xml:space="preserve"> work together</w:t>
+      </w:r>
+    </w:p>
+    <w:p>
+      <w:r>
+        <w:t xml:space="preserve">• </w:t>
+      </w:r>
+      <w:r>
+        <w:t xml:space="preserve">Describe the role of </w:t>
+      </w:r>
+      <w:r>
+        <w:rPr>
+          <w:b/>
+        </w:rPr>
+        <w:t>lysosomes</w:t>
+      </w:r>
+      <w:r>
+        <w:t xml:space="preserve"> in cellular digestion and recycling</w:t>
+      </w:r>
+    </w:p>
+    <w:p>
+      <w:r>
+        <w:t xml:space="preserve">• </w:t>
+      </w:r>
+      <w:r>
+        <w:t>Understand the difference between rough ER and smooth ER functions</w:t>
+      </w:r>
+    </w:p>
+    <w:p>
+      <w:pPr>
+        <w:pStyle w:val="Heading3"/>
+      </w:pPr>
+      <w:r>
+        <w:t>5. Energy Organelles and Endosymbiotic Theory</w:t>
+      </w:r>
+    </w:p>
+    <w:p>
+      <w:r>
+        <w:t xml:space="preserve">• </w:t>
+      </w:r>
+      <w:r>
+        <w:t xml:space="preserve">Compare </w:t>
+      </w:r>
+      <w:r>
+        <w:rPr>
+          <w:b/>
+        </w:rPr>
+        <w:t>mitochondria and chloroplasts</w:t>
+      </w:r>
+      <w:r>
+        <w:t xml:space="preserve"> in structure and function:</w:t>
+      </w:r>
+    </w:p>
+    <w:p>
+      <w:r>
+        <w:t xml:space="preserve">• </w:t>
+      </w:r>
+      <w:r>
+        <w:t>Both have double membranes and their own DNA</w:t>
+      </w:r>
+    </w:p>
+    <w:p>
+      <w:r>
+        <w:t xml:space="preserve">• </w:t>
+      </w:r>
+      <w:r>
+        <w:t>Mitochondria: cellular respiration (glucose → ATP)</w:t>
+      </w:r>
+    </w:p>
+    <w:p>
+      <w:r>
+        <w:t xml:space="preserve">• </w:t>
+      </w:r>
+      <w:r>
+        <w:t>Chloroplasts: photosynthesis (light → glucose)</w:t>
+      </w:r>
+    </w:p>
+    <w:p>
+      <w:r>
+        <w:t xml:space="preserve">• </w:t>
+      </w:r>
+      <w:r>
+        <w:t xml:space="preserve">Explain the </w:t>
+      </w:r>
+      <w:r>
+        <w:rPr>
+          <w:b/>
+        </w:rPr>
+        <w:t>endosymbiotic theory</w:t>
+      </w:r>
+      <w:r>
+        <w:t xml:space="preserve"> and evidence supporting it:</w:t>
+      </w:r>
+    </w:p>
+    <w:p>
+      <w:r>
+        <w:t xml:space="preserve">• </w:t>
+      </w:r>
+      <w:r>
+        <w:t>Own circular DNA, similar to bacteria</w:t>
+      </w:r>
+    </w:p>
+    <w:p>
+      <w:r>
+        <w:t xml:space="preserve">• </w:t>
+      </w:r>
+      <w:r>
+        <w:t>Double membranes</w:t>
+      </w:r>
+    </w:p>
+    <w:p>
+      <w:r>
+        <w:t xml:space="preserve">• </w:t>
+      </w:r>
+      <w:r>
+        <w:t>Self-replicating</w:t>
+      </w:r>
+    </w:p>
+    <w:p>
+      <w:r>
+        <w:t xml:space="preserve">• </w:t>
+      </w:r>
+      <w:r>
+        <w:t>Ribosome similarity to bacterial ribosomes</w:t>
+      </w:r>
+    </w:p>
+    <w:p>
+      <w:r>
+        <w:t xml:space="preserve">• </w:t>
+      </w:r>
+      <w:r>
+        <w:t xml:space="preserve">Understand why plant cells have </w:t>
+      </w:r>
+      <w:r>
+        <w:rPr>
+          <w:b/>
+        </w:rPr>
+        <w:t>both mitochondria and chloroplasts</w:t>
+      </w:r>
+    </w:p>
+    <w:p>
+      <w:pPr>
+        <w:pStyle w:val="Heading3"/>
+      </w:pPr>
+      <w:r>
+        <w:t>6. Cytoskeleton and Cell Movement</w:t>
+      </w:r>
+    </w:p>
+    <w:p>
+      <w:r>
+        <w:t xml:space="preserve">• </w:t>
+      </w:r>
+      <w:r>
+        <w:t xml:space="preserve">Describe the </w:t>
+      </w:r>
+      <w:r>
+        <w:rPr>
+          <w:b/>
+        </w:rPr>
+        <w:t>three components of the cytoskeleton</w:t>
+      </w:r>
+      <w:r>
+        <w:t>:</w:t>
+      </w:r>
+    </w:p>
+    <w:p>
+      <w:r>
+        <w:t xml:space="preserve">• </w:t>
+      </w:r>
+      <w:r>
+        <w:rPr>
+          <w:b/>
+        </w:rPr>
+        <w:t>Microfilaments</w:t>
+      </w:r>
+      <w:r>
+        <w:t xml:space="preserve"> (actin) — cell shape, muscle contraction</w:t>
+      </w:r>
+    </w:p>
+    <w:p>
+      <w:r>
+        <w:t xml:space="preserve">• </w:t>
+      </w:r>
+      <w:r>
+        <w:rPr>
+          <w:b/>
+        </w:rPr>
+        <w:t>Intermediate filaments</w:t>
+      </w:r>
+      <w:r>
+        <w:t xml:space="preserve"> — structural support, anchor organelles</w:t>
+      </w:r>
+    </w:p>
+    <w:p>
+      <w:r>
+        <w:t xml:space="preserve">• </w:t>
+      </w:r>
+      <w:r>
+        <w:rPr>
+          <w:b/>
+        </w:rPr>
+        <w:t>Microtubules</w:t>
+      </w:r>
+      <w:r>
+        <w:t xml:space="preserve"> — cell division, organelle movement, cilia/flagella</w:t>
+      </w:r>
+    </w:p>
+    <w:p>
+      <w:r>
+        <w:t xml:space="preserve">• </w:t>
+      </w:r>
+      <w:r>
+        <w:t xml:space="preserve">Explain how the cytoskeleton supports </w:t>
+      </w:r>
+      <w:r>
+        <w:rPr>
+          <w:b/>
+        </w:rPr>
+        <w:t>cell structure, shape, and movement</w:t>
+      </w:r>
+    </w:p>
+    <w:p>
+      <w:r>
+        <w:t xml:space="preserve">• </w:t>
+      </w:r>
+      <w:r>
+        <w:t xml:space="preserve">Identify the roles of </w:t>
+      </w:r>
+      <w:r>
+        <w:rPr>
+          <w:b/>
+        </w:rPr>
+        <w:t>cilia</w:t>
+      </w:r>
+      <w:r>
+        <w:t xml:space="preserve"> (short, numerous, wavelike motion) and </w:t>
+      </w:r>
+      <w:r>
+        <w:rPr>
+          <w:b/>
+        </w:rPr>
+        <w:t>flagella</w:t>
+      </w:r>
+      <w:r>
+        <w:t xml:space="preserve"> (long, few, whiplike motion)</w:t>
+      </w:r>
+    </w:p>
+    <w:p>
+      <w:r>
+        <w:t xml:space="preserve">• </w:t>
+      </w:r>
+      <w:r>
+        <w:t xml:space="preserve">Understand the role of </w:t>
+      </w:r>
+      <w:r>
+        <w:rPr>
+          <w:b/>
+        </w:rPr>
+        <w:t>centrosomes and centrioles</w:t>
+      </w:r>
+      <w:r>
+        <w:t xml:space="preserve"> in cell division</w:t>
+      </w:r>
+    </w:p>
+    <w:p>
+      <w:pPr>
+        <w:pStyle w:val="Heading2"/>
+      </w:pPr>
+      <w:r>
+        <w:t>Study Tips</w:t>
+      </w:r>
+    </w:p>
+    <w:p>
+      <w:r>
+        <w:t xml:space="preserve">1. </w:t>
+      </w:r>
+      <w:r>
+        <w:rPr>
+          <w:b/>
+        </w:rPr>
+        <w:t>Label diagrams</w:t>
+      </w:r>
+      <w:r>
+        <w:t xml:space="preserve"> — Practice identifying all organelles in plant and animal cell diagrams</w:t>
+      </w:r>
+    </w:p>
+    <w:p>
+      <w:r>
+        <w:t xml:space="preserve">2. </w:t>
+      </w:r>
+      <w:r>
+        <w:rPr>
+          <w:b/>
+        </w:rPr>
+        <w:t>Create function flashcards</w:t>
+      </w:r>
+      <w:r>
+        <w:t xml:space="preserve"> — One card for each organelle with structure on front, function on back</w:t>
+      </w:r>
+    </w:p>
+    <w:p>
+      <w:r>
+        <w:t xml:space="preserve">3. </w:t>
+      </w:r>
+      <w:r>
+        <w:rPr>
+          <w:b/>
+        </w:rPr>
+        <w:t>Use the "cell as factory" analogy</w:t>
+      </w:r>
+      <w:r>
+        <w:t>:</w:t>
+      </w:r>
+    </w:p>
+    <w:p>
+      <w:r>
+        <w:t xml:space="preserve">4. </w:t>
+      </w:r>
+      <w:r>
+        <w:t>Nucleus = CEO's office (control center)</w:t>
+      </w:r>
+    </w:p>
+    <w:p>
+      <w:r>
+        <w:t xml:space="preserve">5. </w:t>
+      </w:r>
+      <w:r>
+        <w:t>Ribosomes = assembly line workers (make products)</w:t>
+      </w:r>
+    </w:p>
+    <w:p>
+      <w:r>
+        <w:t xml:space="preserve">6. </w:t>
+      </w:r>
+      <w:r>
+        <w:t>ER = manufacturing department (process and modify)</w:t>
+      </w:r>
+    </w:p>
+    <w:p>
+      <w:r>
+        <w:t xml:space="preserve">7. </w:t>
+      </w:r>
+      <w:r>
+        <w:t>Golgi = shipping department (package and send)</w:t>
+      </w:r>
+    </w:p>
+    <w:p>
+      <w:r>
+        <w:t xml:space="preserve">8. </w:t>
+      </w:r>
+      <w:r>
+        <w:t>Mitochondria = power plant (generate energy)</w:t>
+      </w:r>
+    </w:p>
+    <w:p>
+      <w:r>
+        <w:t xml:space="preserve">9. </w:t>
+      </w:r>
+      <w:r>
+        <w:t>Cell membrane = security gate (controls what enters/exits)</w:t>
+      </w:r>
+    </w:p>
+    <w:p>
+      <w:r>
+        <w:t xml:space="preserve">10. </w:t>
+      </w:r>
+      <w:r>
+        <w:rPr>
+          <w:b/>
+        </w:rPr>
+        <w:t>Compare cell types in a table</w:t>
+      </w:r>
+      <w:r>
+        <w:t xml:space="preserve"> — Create a three-column table comparing plant, animal, and bacterial cells</w:t>
+      </w:r>
+    </w:p>
+    <w:p>
+      <w:r>
+        <w:t xml:space="preserve">11. </w:t>
+      </w:r>
+      <w:r>
+        <w:rPr>
+          <w:b/>
+        </w:rPr>
+        <w:t>Trace protein pathways</w:t>
+      </w:r>
+      <w:r>
+        <w:t xml:space="preserve"> — Follow a protein from ribosome through ER, Golgi, to final destination</w:t>
+      </w:r>
+    </w:p>
+    <w:p>
+      <w:r>
+        <w:t xml:space="preserve">12. </w:t>
+      </w:r>
+      <w:r>
+        <w:rPr>
+          <w:b/>
+        </w:rPr>
+        <w:t>Review endosymbiotic evidence</w:t>
+      </w:r>
+      <w:r>
+        <w:t xml:space="preserve"> — List the four key pieces of evidence supporting this theory</w:t>
+      </w:r>
+    </w:p>
+    <w:p>
+      <w:r>
+        <w:t xml:space="preserve">13. </w:t>
+      </w:r>
+      <w:r>
+        <w:rPr>
+          <w:b/>
+        </w:rPr>
+        <w:t>Practice with diagrams</w:t>
+      </w:r>
+      <w:r>
+        <w:t xml:space="preserve"> — Draw and label the endomembrane system pathway</w:t>
       </w:r>
     </w:p>
     <w:sectPr>
